--- a/testakten/lobbyregister-dublin-bank-frankfurt-branch/16_portal_screenshot_abschrift_dublin.docx
+++ b/testakten/lobbyregister-dublin-bank-frankfurt-branch/16_portal_screenshot_abschrift_dublin.docx
@@ -114,14 +114,6 @@
       </w:pPr>
       <w:r>
         <w:t>Das Portal zeigt gelb: Bitte prüfen Sie, ob alle Anschriften und vertretungsberechtigten Personen vollständig sind.</w:t>
-      </w:r>
-    </w:p>
-    <w:p>
-      <w:pPr>
-        <w:jc w:val="left"/>
-      </w:pPr>
-      <w:r>
-        <w:t>Kanzleinotiz: Gelber Warnhinweis ist generisch. Kein Beleg für zweite Eintragung.</w:t>
       </w:r>
     </w:p>
     <w:sectPr>
